--- a/05-content/articles/uchet-dlya-ip/statya-6-uchet-dlya-ip.docx
+++ b/05-content/articles/uchet-dlya-ip/statya-6-uchet-dlya-ip.docx
@@ -128,7 +128,7 @@
         </w:rPr>
         <w:t xml:space="preserve">Дорабатываем статью: </w:t>
       </w:r>
-      <w:hyperlink w:history="1" r:id="rIdxfao5aunzditu3oe1dksk">
+      <w:hyperlink w:history="1" r:id="rIdqmpogoybc9442jry0lg5x">
         <w:r>
           <w:rPr>
             <w:rFonts w:ascii="Arial" w:cs="Arial" w:eastAsia="Arial" w:hAnsi="Arial"/>
@@ -377,7 +377,7 @@
         </w:rPr>
         <w:t xml:space="preserve">Источник: </w:t>
       </w:r>
-      <w:hyperlink w:history="1" r:id="rIdh11zleqdg1nzp1rwt5_kc">
+      <w:hyperlink w:history="1" r:id="rIdvl3iggr72ayjnah5jzvdz">
         <w:r>
           <w:rPr>
             <w:rFonts w:ascii="Arial" w:cs="Arial" w:eastAsia="Arial" w:hAnsi="Arial"/>
@@ -402,7 +402,7 @@
         </w:rPr>
         <w:t xml:space="preserve">; </w:t>
       </w:r>
-      <w:hyperlink w:history="1" r:id="rIdlej5sgoih2kor20vvdhy_">
+      <w:hyperlink w:history="1" r:id="rIdvqyf2hpuvn6qpbjggum_m">
         <w:r>
           <w:rPr>
             <w:rFonts w:ascii="Arial" w:cs="Arial" w:eastAsia="Arial" w:hAnsi="Arial"/>
@@ -427,7 +427,7 @@
         </w:rPr>
         <w:t xml:space="preserve">; </w:t>
       </w:r>
-      <w:hyperlink w:history="1" r:id="rIdpdhaqnhl6qlqrussuprfr">
+      <w:hyperlink w:history="1" r:id="rIdptjixnfk1k6rvzdkdppxk">
         <w:r>
           <w:rPr>
             <w:rFonts w:ascii="Arial" w:cs="Arial" w:eastAsia="Arial" w:hAnsi="Arial"/>
@@ -1432,7 +1432,7 @@
         </w:rPr>
         <w:t xml:space="preserve">Источник: </w:t>
       </w:r>
-      <w:hyperlink w:history="1" r:id="rIdx7wryyttfxqdlyr_qyts7">
+      <w:hyperlink w:history="1" r:id="rIdeyp4og4x6lzmhvwuhcfd5">
         <w:r>
           <w:rPr>
             <w:rFonts w:ascii="Arial" w:cs="Arial" w:eastAsia="Arial" w:hAnsi="Arial"/>
@@ -2481,7 +2481,7 @@
         </w:rPr>
         <w:t xml:space="preserve">Источник: </w:t>
       </w:r>
-      <w:hyperlink w:history="1" r:id="rIdgawv2uo_yq07y-hbaly8q">
+      <w:hyperlink w:history="1" r:id="rIdqw4azgeo5baleg6gonivb">
         <w:r>
           <w:rPr>
             <w:rFonts w:ascii="Arial" w:cs="Arial" w:eastAsia="Arial" w:hAnsi="Arial"/>
@@ -2506,7 +2506,7 @@
         </w:rPr>
         <w:t xml:space="preserve"> (приложение 2 — для УСН, приложение 3 — для ПСН); </w:t>
       </w:r>
-      <w:hyperlink w:history="1" r:id="rIdosdoc04ffwbfgsxrveabn">
+      <w:hyperlink w:history="1" r:id="rIdelfbdlatzkqn5sd9v94qd">
         <w:r>
           <w:rPr>
             <w:rFonts w:ascii="Arial" w:cs="Arial" w:eastAsia="Arial" w:hAnsi="Arial"/>
@@ -3127,7 +3127,7 @@
         </w:rPr>
         <w:t xml:space="preserve">Источник: </w:t>
       </w:r>
-      <w:hyperlink w:history="1" r:id="rIdh6vlqpvxtzpabshedamid">
+      <w:hyperlink w:history="1" r:id="rIdpvs-4xsbko8c3b7f9l2zs">
         <w:r>
           <w:rPr>
             <w:rFonts w:ascii="Arial" w:cs="Arial" w:eastAsia="Arial" w:hAnsi="Arial"/>
@@ -3152,7 +3152,7 @@
         </w:rPr>
         <w:t xml:space="preserve">; приказ Минэкономразвития России от 06.11.2025 № 734 (коэффициент-дефлятор 1,090); </w:t>
       </w:r>
-      <w:hyperlink w:history="1" r:id="rId0di8rdnne7dfuzgyz56mb">
+      <w:hyperlink w:history="1" r:id="rIdalz3-ijdal15dzskdhoot">
         <w:r>
           <w:rPr>
             <w:rFonts w:ascii="Arial" w:cs="Arial" w:eastAsia="Arial" w:hAnsi="Arial"/>
@@ -3243,7 +3243,7 @@
           <w:sz w:val="22"/>
           <w:szCs w:val="22"/>
         </w:rPr>
-        <w:t xml:space="preserve">Главная ошибка предпринимателя — считать, что книга учёта показывает, как идут дела. Она этого не показывает и не должна.</w:t>
+        <w:t xml:space="preserve">Частая ошибка предпринимателя — считать, что книга учёта показывает положение дел в бизнесе. Такой задачи у неё нет.</w:t>
       </w:r>
     </w:p>
     <w:p>
@@ -3266,19 +3266,19 @@
           <w:sz w:val="22"/>
           <w:szCs w:val="22"/>
         </w:rPr>
-        <w:t xml:space="preserve">КУДиР не равна прибыли.</w:t>
-      </w:r>
-      <w:r>
-        <w:rPr>
-          <w:rFonts w:ascii="Times New Roman" w:cs="Times New Roman" w:eastAsia="Times New Roman" w:hAnsi="Times New Roman"/>
-          <w:b w:val="false"/>
-          <w:bCs w:val="false"/>
-          <w:i w:val="false"/>
-          <w:iCs w:val="false"/>
-          <w:sz w:val="22"/>
-          <w:szCs w:val="22"/>
-        </w:rPr>
-        <w:t xml:space="preserve"> В книге на упрощёнке доходы признаются по оплате. Деньги пришли — доход есть, даже если товар ещё не отгружен и обязательство не исполнено.</w:t>
+        <w:t xml:space="preserve">Книга учёта не показывает прибыль.</w:t>
+      </w:r>
+      <w:r>
+        <w:rPr>
+          <w:rFonts w:ascii="Times New Roman" w:cs="Times New Roman" w:eastAsia="Times New Roman" w:hAnsi="Times New Roman"/>
+          <w:b w:val="false"/>
+          <w:bCs w:val="false"/>
+          <w:i w:val="false"/>
+          <w:iCs w:val="false"/>
+          <w:sz w:val="22"/>
+          <w:szCs w:val="22"/>
+        </w:rPr>
+        <w:t xml:space="preserve"> На упрощёнке доходы в ней признаются по оплате: деньги пришли — доход есть, даже если товар ещё не отгружен и обязательство не исполнено.</w:t>
       </w:r>
     </w:p>
     <w:p>
@@ -3371,19 +3371,19 @@
           <w:sz w:val="22"/>
           <w:szCs w:val="22"/>
         </w:rPr>
-        <w:t xml:space="preserve">Имущества в книге тоже нет.</w:t>
-      </w:r>
-      <w:r>
-        <w:rPr>
-          <w:rFonts w:ascii="Times New Roman" w:cs="Times New Roman" w:eastAsia="Times New Roman" w:hAnsi="Times New Roman"/>
-          <w:b w:val="false"/>
-          <w:bCs w:val="false"/>
-          <w:i w:val="false"/>
-          <w:iCs w:val="false"/>
-          <w:sz w:val="22"/>
-          <w:szCs w:val="22"/>
-        </w:rPr>
-        <w:t xml:space="preserve"> Оборудование, товарные остатки, автомобиль — всё это в налоговом учёте не отражается как имущество. А именно по нему считается лимит основных средств для упрощёнки.</w:t>
+        <w:t xml:space="preserve">Имущество в книге не отражается.</w:t>
+      </w:r>
+      <w:r>
+        <w:rPr>
+          <w:rFonts w:ascii="Times New Roman" w:cs="Times New Roman" w:eastAsia="Times New Roman" w:hAnsi="Times New Roman"/>
+          <w:b w:val="false"/>
+          <w:bCs w:val="false"/>
+          <w:i w:val="false"/>
+          <w:iCs w:val="false"/>
+          <w:sz w:val="22"/>
+          <w:szCs w:val="22"/>
+        </w:rPr>
+        <w:t xml:space="preserve"> Оборудование, товарные остатки, автомобиль в налоговом учёте как имущество не учитываются. А именно по остаточной стоимости основных средств считается лимит для упрощёнки.</w:t>
       </w:r>
     </w:p>
     <w:p>
@@ -3401,7 +3401,7 @@
           <w:sz w:val="22"/>
           <w:szCs w:val="22"/>
         </w:rPr>
-        <w:t xml:space="preserve">Отсюда типичная ситуация: ИП смотрит в книгу, видит доходы больше расходов и считает, что бизнес прибылен. А на деле есть неоплаченная дебиторская задолженность, склад, забитый неликвидом, и кредит, по которому платит только проценты, — ничего из этого в налоговом учёте не видно.</w:t>
+        <w:t xml:space="preserve">Отсюда частая ситуация: предприниматель видит в книге, что доходы больше расходов, и считает бизнес прибыльным. При этом есть неоплаченная дебиторская задолженность, залежавшийся товар на складе и кредит, по которому выплачиваются только проценты. В налоговом учёте ничего из этого не отражается.</w:t>
       </w:r>
     </w:p>
     <w:p>
@@ -3611,7 +3611,7 @@
         </w:rPr>
         <w:t xml:space="preserve">Источник: </w:t>
       </w:r>
-      <w:hyperlink w:history="1" r:id="rId79dbhnerdk6lznzhlnfst">
+      <w:hyperlink w:history="1" r:id="rIdd5d7pful1wqpfuoo6y54e">
         <w:r>
           <w:rPr>
             <w:rFonts w:ascii="Arial" w:cs="Arial" w:eastAsia="Arial" w:hAnsi="Arial"/>
@@ -3795,7 +3795,7 @@
         </w:rPr>
         <w:t xml:space="preserve">Источник: </w:t>
       </w:r>
-      <w:hyperlink w:history="1" r:id="rIdr3ipctqycasl7acvuk2g0">
+      <w:hyperlink w:history="1" r:id="rIdoc4amcswabfvvzuratg_4">
         <w:r>
           <w:rPr>
             <w:rFonts w:ascii="Arial" w:cs="Arial" w:eastAsia="Arial" w:hAnsi="Arial"/>
@@ -3987,7 +3987,7 @@
           <w:sz w:val="22"/>
           <w:szCs w:val="22"/>
         </w:rPr>
-        <w:t xml:space="preserve">Предприниматели часто считают, что раз «всё учитывается в программе», бухгалтерия закрыта. На деле в такой программе нет ни налогового регистра, ни декларации.</w:t>
+        <w:t xml:space="preserve">Предприниматели часто считают, что раз учёт ведётся в программе, вопрос с бухгалтерией закрыт. Но в программе товарного учёта нет ни книги учёта доходов и расходов, ни деклараций.</w:t>
       </w:r>
     </w:p>
     <w:p>
@@ -4416,7 +4416,7 @@
         <w:shd w:fill="D9EAD3" w:color="auto" w:val="clear"/>
         <w:spacing w:after="80" w:line="300"/>
       </w:pPr>
-      <w:hyperlink w:history="1" r:id="rIdno-cjcox5dptc8jjjxifq">
+      <w:hyperlink w:history="1" r:id="rIdyvzzvgotetqwjfelt42fe">
         <w:r>
           <w:rPr>
             <w:rFonts w:ascii="Times New Roman" w:cs="Times New Roman" w:eastAsia="Times New Roman" w:hAnsi="Times New Roman"/>
@@ -4451,7 +4451,7 @@
         <w:shd w:fill="D9EAD3" w:color="auto" w:val="clear"/>
         <w:spacing w:after="80" w:line="300"/>
       </w:pPr>
-      <w:hyperlink w:history="1" r:id="rIdgoskn9uax56wqeqcn0w3j">
+      <w:hyperlink w:history="1" r:id="rIdkjetij1lttqzm_mqygtwm">
         <w:r>
           <w:rPr>
             <w:rFonts w:ascii="Times New Roman" w:cs="Times New Roman" w:eastAsia="Times New Roman" w:hAnsi="Times New Roman"/>
@@ -4486,7 +4486,7 @@
         <w:shd w:fill="D9EAD3" w:color="auto" w:val="clear"/>
         <w:spacing w:after="80" w:line="300"/>
       </w:pPr>
-      <w:hyperlink w:history="1" r:id="rIdjtasvjie5wx0hjhbbehol">
+      <w:hyperlink w:history="1" r:id="rIdqpqo8odegivybrrrlnvbs">
         <w:r>
           <w:rPr>
             <w:rFonts w:ascii="Times New Roman" w:cs="Times New Roman" w:eastAsia="Times New Roman" w:hAnsi="Times New Roman"/>
@@ -4967,7 +4967,7 @@
             <w:pPr>
               <w:spacing w:after="40"/>
             </w:pPr>
-            <w:hyperlink w:history="1" r:id="rIdjsc6heqkdlldjf07m2lbe">
+            <w:hyperlink w:history="1" r:id="rIdwizndizcvuyejxw95qp8c">
               <w:r>
                 <w:rPr>
                   <w:rFonts w:ascii="Times New Roman" w:cs="Times New Roman" w:eastAsia="Times New Roman" w:hAnsi="Times New Roman"/>
@@ -5018,7 +5018,7 @@
             <w:pPr>
               <w:spacing w:after="40"/>
             </w:pPr>
-            <w:hyperlink w:history="1" r:id="rIdlrhqrypn6mthplbhrbp_s">
+            <w:hyperlink w:history="1" r:id="rIda3efrct2rbljiwqs8rt2k">
               <w:r>
                 <w:rPr>
                   <w:rFonts w:ascii="Times New Roman" w:cs="Times New Roman" w:eastAsia="Times New Roman" w:hAnsi="Times New Roman"/>
@@ -5120,7 +5120,7 @@
             <w:pPr>
               <w:spacing w:after="40"/>
             </w:pPr>
-            <w:hyperlink w:history="1" r:id="rIdq-r3teugtcejw2vrhmprx">
+            <w:hyperlink w:history="1" r:id="rId01kcwjr3kaxcmn9w4qdjf">
               <w:r>
                 <w:rPr>
                   <w:rFonts w:ascii="Times New Roman" w:cs="Times New Roman" w:eastAsia="Times New Roman" w:hAnsi="Times New Roman"/>
@@ -5171,7 +5171,7 @@
             <w:pPr>
               <w:spacing w:after="40"/>
             </w:pPr>
-            <w:hyperlink w:history="1" r:id="rId4b52ctqgztq9-8xytmyo5">
+            <w:hyperlink w:history="1" r:id="rId5e8xrfzy09aj07or4bckj">
               <w:r>
                 <w:rPr>
                   <w:rFonts w:ascii="Times New Roman" w:cs="Times New Roman" w:eastAsia="Times New Roman" w:hAnsi="Times New Roman"/>
@@ -5222,7 +5222,7 @@
             <w:pPr>
               <w:spacing w:after="40"/>
             </w:pPr>
-            <w:hyperlink w:history="1" r:id="rIdbjht6ejjoxj7flh69wzxu">
+            <w:hyperlink w:history="1" r:id="rIddqfi9hyk3njnj4d_tfsgm">
               <w:r>
                 <w:rPr>
                   <w:rFonts w:ascii="Times New Roman" w:cs="Times New Roman" w:eastAsia="Times New Roman" w:hAnsi="Times New Roman"/>

--- a/05-content/articles/uchet-dlya-ip/statya-6-uchet-dlya-ip.docx
+++ b/05-content/articles/uchet-dlya-ip/statya-6-uchet-dlya-ip.docx
@@ -128,7 +128,7 @@
         </w:rPr>
         <w:t xml:space="preserve">Дорабатываем статью: </w:t>
       </w:r>
-      <w:hyperlink w:history="1" r:id="rIdqmpogoybc9442jry0lg5x">
+      <w:hyperlink w:history="1" r:id="rId2rfqebgukqwckpdmi2eew">
         <w:r>
           <w:rPr>
             <w:rFonts w:ascii="Arial" w:cs="Arial" w:eastAsia="Arial" w:hAnsi="Arial"/>
@@ -377,7 +377,7 @@
         </w:rPr>
         <w:t xml:space="preserve">Источник: </w:t>
       </w:r>
-      <w:hyperlink w:history="1" r:id="rIdvl3iggr72ayjnah5jzvdz">
+      <w:hyperlink w:history="1" r:id="rIdlgbsefe3zpk8x3iubawt8">
         <w:r>
           <w:rPr>
             <w:rFonts w:ascii="Arial" w:cs="Arial" w:eastAsia="Arial" w:hAnsi="Arial"/>
@@ -402,7 +402,7 @@
         </w:rPr>
         <w:t xml:space="preserve">; </w:t>
       </w:r>
-      <w:hyperlink w:history="1" r:id="rIdvqyf2hpuvn6qpbjggum_m">
+      <w:hyperlink w:history="1" r:id="rIdpidxez9sfjwbjkn4rpp8f">
         <w:r>
           <w:rPr>
             <w:rFonts w:ascii="Arial" w:cs="Arial" w:eastAsia="Arial" w:hAnsi="Arial"/>
@@ -427,7 +427,7 @@
         </w:rPr>
         <w:t xml:space="preserve">; </w:t>
       </w:r>
-      <w:hyperlink w:history="1" r:id="rIdptjixnfk1k6rvzdkdppxk">
+      <w:hyperlink w:history="1" r:id="rIdu2xewmwzclxe8bjksj225">
         <w:r>
           <w:rPr>
             <w:rFonts w:ascii="Arial" w:cs="Arial" w:eastAsia="Arial" w:hAnsi="Arial"/>
@@ -1432,7 +1432,7 @@
         </w:rPr>
         <w:t xml:space="preserve">Источник: </w:t>
       </w:r>
-      <w:hyperlink w:history="1" r:id="rIdeyp4og4x6lzmhvwuhcfd5">
+      <w:hyperlink w:history="1" r:id="rIdswm-o3uj3o2mw2azlv2gu">
         <w:r>
           <w:rPr>
             <w:rFonts w:ascii="Arial" w:cs="Arial" w:eastAsia="Arial" w:hAnsi="Arial"/>
@@ -2481,7 +2481,7 @@
         </w:rPr>
         <w:t xml:space="preserve">Источник: </w:t>
       </w:r>
-      <w:hyperlink w:history="1" r:id="rIdqw4azgeo5baleg6gonivb">
+      <w:hyperlink w:history="1" r:id="rIditl51rdpao7mfhiysxaoj">
         <w:r>
           <w:rPr>
             <w:rFonts w:ascii="Arial" w:cs="Arial" w:eastAsia="Arial" w:hAnsi="Arial"/>
@@ -2506,7 +2506,7 @@
         </w:rPr>
         <w:t xml:space="preserve"> (приложение 2 — для УСН, приложение 3 — для ПСН); </w:t>
       </w:r>
-      <w:hyperlink w:history="1" r:id="rIdelfbdlatzkqn5sd9v94qd">
+      <w:hyperlink w:history="1" r:id="rIdbfbofr_mdqlilvbxrwkco">
         <w:r>
           <w:rPr>
             <w:rFonts w:ascii="Arial" w:cs="Arial" w:eastAsia="Arial" w:hAnsi="Arial"/>
@@ -3127,7 +3127,7 @@
         </w:rPr>
         <w:t xml:space="preserve">Источник: </w:t>
       </w:r>
-      <w:hyperlink w:history="1" r:id="rIdpvs-4xsbko8c3b7f9l2zs">
+      <w:hyperlink w:history="1" r:id="rIdoe7f1teb7ec6-wvijx5yr">
         <w:r>
           <w:rPr>
             <w:rFonts w:ascii="Arial" w:cs="Arial" w:eastAsia="Arial" w:hAnsi="Arial"/>
@@ -3152,7 +3152,7 @@
         </w:rPr>
         <w:t xml:space="preserve">; приказ Минэкономразвития России от 06.11.2025 № 734 (коэффициент-дефлятор 1,090); </w:t>
       </w:r>
-      <w:hyperlink w:history="1" r:id="rIdalz3-ijdal15dzskdhoot">
+      <w:hyperlink w:history="1" r:id="rId1rxx1xshqlbqpeyovj4q2">
         <w:r>
           <w:rPr>
             <w:rFonts w:ascii="Arial" w:cs="Arial" w:eastAsia="Arial" w:hAnsi="Arial"/>
@@ -3611,7 +3611,7 @@
         </w:rPr>
         <w:t xml:space="preserve">Источник: </w:t>
       </w:r>
-      <w:hyperlink w:history="1" r:id="rIdd5d7pful1wqpfuoo6y54e">
+      <w:hyperlink w:history="1" r:id="rIdsxzar7p7csbhg9_cr_rez">
         <w:r>
           <w:rPr>
             <w:rFonts w:ascii="Arial" w:cs="Arial" w:eastAsia="Arial" w:hAnsi="Arial"/>
@@ -3795,7 +3795,7 @@
         </w:rPr>
         <w:t xml:space="preserve">Источник: </w:t>
       </w:r>
-      <w:hyperlink w:history="1" r:id="rIdoc4amcswabfvvzuratg_4">
+      <w:hyperlink w:history="1" r:id="rId-nb22oss3hvjnzl55bvoh">
         <w:r>
           <w:rPr>
             <w:rFonts w:ascii="Arial" w:cs="Arial" w:eastAsia="Arial" w:hAnsi="Arial"/>
@@ -4416,7 +4416,7 @@
         <w:shd w:fill="D9EAD3" w:color="auto" w:val="clear"/>
         <w:spacing w:after="80" w:line="300"/>
       </w:pPr>
-      <w:hyperlink w:history="1" r:id="rIdyvzzvgotetqwjfelt42fe">
+      <w:hyperlink w:history="1" r:id="rIdtki5ulidcxxz7gy73n03w">
         <w:r>
           <w:rPr>
             <w:rFonts w:ascii="Times New Roman" w:cs="Times New Roman" w:eastAsia="Times New Roman" w:hAnsi="Times New Roman"/>
@@ -4451,7 +4451,7 @@
         <w:shd w:fill="D9EAD3" w:color="auto" w:val="clear"/>
         <w:spacing w:after="80" w:line="300"/>
       </w:pPr>
-      <w:hyperlink w:history="1" r:id="rIdkjetij1lttqzm_mqygtwm">
+      <w:hyperlink w:history="1" r:id="rIdsjkuq4ga-t8r50_8x3fff">
         <w:r>
           <w:rPr>
             <w:rFonts w:ascii="Times New Roman" w:cs="Times New Roman" w:eastAsia="Times New Roman" w:hAnsi="Times New Roman"/>
@@ -4486,7 +4486,7 @@
         <w:shd w:fill="D9EAD3" w:color="auto" w:val="clear"/>
         <w:spacing w:after="80" w:line="300"/>
       </w:pPr>
-      <w:hyperlink w:history="1" r:id="rIdqpqo8odegivybrrrlnvbs">
+      <w:hyperlink w:history="1" r:id="rIdixtqsfsqk8eaad0fokoys">
         <w:r>
           <w:rPr>
             <w:rFonts w:ascii="Times New Roman" w:cs="Times New Roman" w:eastAsia="Times New Roman" w:hAnsi="Times New Roman"/>
@@ -4967,7 +4967,7 @@
             <w:pPr>
               <w:spacing w:after="40"/>
             </w:pPr>
-            <w:hyperlink w:history="1" r:id="rIdwizndizcvuyejxw95qp8c">
+            <w:hyperlink w:history="1" r:id="rIde5govnyg0lda4k4lbbg1q">
               <w:r>
                 <w:rPr>
                   <w:rFonts w:ascii="Times New Roman" w:cs="Times New Roman" w:eastAsia="Times New Roman" w:hAnsi="Times New Roman"/>
@@ -5018,7 +5018,7 @@
             <w:pPr>
               <w:spacing w:after="40"/>
             </w:pPr>
-            <w:hyperlink w:history="1" r:id="rIda3efrct2rbljiwqs8rt2k">
+            <w:hyperlink w:history="1" r:id="rId6sdrimkbbqhpgxj_uwwbb">
               <w:r>
                 <w:rPr>
                   <w:rFonts w:ascii="Times New Roman" w:cs="Times New Roman" w:eastAsia="Times New Roman" w:hAnsi="Times New Roman"/>
@@ -5120,7 +5120,7 @@
             <w:pPr>
               <w:spacing w:after="40"/>
             </w:pPr>
-            <w:hyperlink w:history="1" r:id="rId01kcwjr3kaxcmn9w4qdjf">
+            <w:hyperlink w:history="1" r:id="rIdd1y5pcbaollfektddabwu">
               <w:r>
                 <w:rPr>
                   <w:rFonts w:ascii="Times New Roman" w:cs="Times New Roman" w:eastAsia="Times New Roman" w:hAnsi="Times New Roman"/>
@@ -5171,7 +5171,7 @@
             <w:pPr>
               <w:spacing w:after="40"/>
             </w:pPr>
-            <w:hyperlink w:history="1" r:id="rId5e8xrfzy09aj07or4bckj">
+            <w:hyperlink w:history="1" r:id="rIdtruyqcntgrwubek9jogmo">
               <w:r>
                 <w:rPr>
                   <w:rFonts w:ascii="Times New Roman" w:cs="Times New Roman" w:eastAsia="Times New Roman" w:hAnsi="Times New Roman"/>
@@ -5222,7 +5222,7 @@
             <w:pPr>
               <w:spacing w:after="40"/>
             </w:pPr>
-            <w:hyperlink w:history="1" r:id="rIddqfi9hyk3njnj4d_tfsgm">
+            <w:hyperlink w:history="1" r:id="rIdj6tso2ter3iug8ducyeek">
               <w:r>
                 <w:rPr>
                   <w:rFonts w:ascii="Times New Roman" w:cs="Times New Roman" w:eastAsia="Times New Roman" w:hAnsi="Times New Roman"/>
@@ -5333,7 +5333,7 @@
           <w:sz w:val="22"/>
           <w:szCs w:val="22"/>
         </w:rPr>
-        <w:t xml:space="preserve">Налоговый учёт у ИП выглядит простым ровно до того момента, когда доход подходит к лимиту, появляется НДС или банк просит баланс. Если хотите понять, что у вас с учётом на самом деле и не подходите ли вы к порогу, оставьте заявку на бухгалтерское сопровождение: посмотрим книгу учёта, посчитаем доход нарастающим итогом и скажем, что нужно поправить.</w:t>
+        <w:t xml:space="preserve">Налоговый учёт у ИП выглядит простым ровно до того момента, когда доход подходит к лимиту, появляется НДС или банк просит баланс. Если хотите понять, что у вас с учётом на самом деле и не подходите ли вы к порогу, оставьте заявку на бухгалтерское сопровождение ИП: посмотрим книгу учёта, посчитаем доход нарастающим итогом и скажем, что нужно поправить. Если вопрос один и ответ нужен быстро — консультация бухгалтера для ИП; если нужно разобраться с режимом и ставками — консультации по налогам для ИП.</w:t>
       </w:r>
     </w:p>
     <w:p>

--- a/05-content/articles/uchet-dlya-ip/statya-6-uchet-dlya-ip.docx
+++ b/05-content/articles/uchet-dlya-ip/statya-6-uchet-dlya-ip.docx
@@ -128,7 +128,7 @@
         </w:rPr>
         <w:t xml:space="preserve">Дорабатываем статью: </w:t>
       </w:r>
-      <w:hyperlink w:history="1" r:id="rId2rfqebgukqwckpdmi2eew">
+      <w:hyperlink w:history="1" r:id="rIdcjoaitnknbefa105etiwg">
         <w:r>
           <w:rPr>
             <w:rFonts w:ascii="Arial" w:cs="Arial" w:eastAsia="Arial" w:hAnsi="Arial"/>
@@ -377,7 +377,7 @@
         </w:rPr>
         <w:t xml:space="preserve">Источник: </w:t>
       </w:r>
-      <w:hyperlink w:history="1" r:id="rIdlgbsefe3zpk8x3iubawt8">
+      <w:hyperlink w:history="1" r:id="rIdqorx4jm71uufwypbfiht2">
         <w:r>
           <w:rPr>
             <w:rFonts w:ascii="Arial" w:cs="Arial" w:eastAsia="Arial" w:hAnsi="Arial"/>
@@ -402,7 +402,7 @@
         </w:rPr>
         <w:t xml:space="preserve">; </w:t>
       </w:r>
-      <w:hyperlink w:history="1" r:id="rIdpidxez9sfjwbjkn4rpp8f">
+      <w:hyperlink w:history="1" r:id="rIdt3rxtufu02ex4mtutgltt">
         <w:r>
           <w:rPr>
             <w:rFonts w:ascii="Arial" w:cs="Arial" w:eastAsia="Arial" w:hAnsi="Arial"/>
@@ -427,7 +427,7 @@
         </w:rPr>
         <w:t xml:space="preserve">; </w:t>
       </w:r>
-      <w:hyperlink w:history="1" r:id="rIdu2xewmwzclxe8bjksj225">
+      <w:hyperlink w:history="1" r:id="rIdbbrc7rmzpcg9uueqzoxkb">
         <w:r>
           <w:rPr>
             <w:rFonts w:ascii="Arial" w:cs="Arial" w:eastAsia="Arial" w:hAnsi="Arial"/>
@@ -1432,7 +1432,7 @@
         </w:rPr>
         <w:t xml:space="preserve">Источник: </w:t>
       </w:r>
-      <w:hyperlink w:history="1" r:id="rIdswm-o3uj3o2mw2azlv2gu">
+      <w:hyperlink w:history="1" r:id="rIdo8dk7xwd3i-5m_dqsvx7e">
         <w:r>
           <w:rPr>
             <w:rFonts w:ascii="Arial" w:cs="Arial" w:eastAsia="Arial" w:hAnsi="Arial"/>
@@ -2481,7 +2481,7 @@
         </w:rPr>
         <w:t xml:space="preserve">Источник: </w:t>
       </w:r>
-      <w:hyperlink w:history="1" r:id="rIditl51rdpao7mfhiysxaoj">
+      <w:hyperlink w:history="1" r:id="rIdcpzujbucnztfybty20yde">
         <w:r>
           <w:rPr>
             <w:rFonts w:ascii="Arial" w:cs="Arial" w:eastAsia="Arial" w:hAnsi="Arial"/>
@@ -2506,7 +2506,7 @@
         </w:rPr>
         <w:t xml:space="preserve"> (приложение 2 — для УСН, приложение 3 — для ПСН); </w:t>
       </w:r>
-      <w:hyperlink w:history="1" r:id="rIdbfbofr_mdqlilvbxrwkco">
+      <w:hyperlink w:history="1" r:id="rIdouyvhxojxro50vamjyk2m">
         <w:r>
           <w:rPr>
             <w:rFonts w:ascii="Arial" w:cs="Arial" w:eastAsia="Arial" w:hAnsi="Arial"/>
@@ -3127,7 +3127,7 @@
         </w:rPr>
         <w:t xml:space="preserve">Источник: </w:t>
       </w:r>
-      <w:hyperlink w:history="1" r:id="rIdoe7f1teb7ec6-wvijx5yr">
+      <w:hyperlink w:history="1" r:id="rIdxlinhzyt83iqq7cyfyd5s">
         <w:r>
           <w:rPr>
             <w:rFonts w:ascii="Arial" w:cs="Arial" w:eastAsia="Arial" w:hAnsi="Arial"/>
@@ -3152,7 +3152,7 @@
         </w:rPr>
         <w:t xml:space="preserve">; приказ Минэкономразвития России от 06.11.2025 № 734 (коэффициент-дефлятор 1,090); </w:t>
       </w:r>
-      <w:hyperlink w:history="1" r:id="rId1rxx1xshqlbqpeyovj4q2">
+      <w:hyperlink w:history="1" r:id="rId-drmflz7j7u5lqbyuct7x">
         <w:r>
           <w:rPr>
             <w:rFonts w:ascii="Arial" w:cs="Arial" w:eastAsia="Arial" w:hAnsi="Arial"/>
@@ -3611,7 +3611,7 @@
         </w:rPr>
         <w:t xml:space="preserve">Источник: </w:t>
       </w:r>
-      <w:hyperlink w:history="1" r:id="rIdsxzar7p7csbhg9_cr_rez">
+      <w:hyperlink w:history="1" r:id="rIdrhmdqytrmwi6c8dlfkkrt">
         <w:r>
           <w:rPr>
             <w:rFonts w:ascii="Arial" w:cs="Arial" w:eastAsia="Arial" w:hAnsi="Arial"/>
@@ -3795,7 +3795,7 @@
         </w:rPr>
         <w:t xml:space="preserve">Источник: </w:t>
       </w:r>
-      <w:hyperlink w:history="1" r:id="rId-nb22oss3hvjnzl55bvoh">
+      <w:hyperlink w:history="1" r:id="rIdatwk0bjanp1tpigqvge_9">
         <w:r>
           <w:rPr>
             <w:rFonts w:ascii="Arial" w:cs="Arial" w:eastAsia="Arial" w:hAnsi="Arial"/>
@@ -4416,7 +4416,7 @@
         <w:shd w:fill="D9EAD3" w:color="auto" w:val="clear"/>
         <w:spacing w:after="80" w:line="300"/>
       </w:pPr>
-      <w:hyperlink w:history="1" r:id="rIdtki5ulidcxxz7gy73n03w">
+      <w:hyperlink w:history="1" r:id="rIdht1xdzjfqmhhlemn7xbjc">
         <w:r>
           <w:rPr>
             <w:rFonts w:ascii="Times New Roman" w:cs="Times New Roman" w:eastAsia="Times New Roman" w:hAnsi="Times New Roman"/>
@@ -4451,7 +4451,7 @@
         <w:shd w:fill="D9EAD3" w:color="auto" w:val="clear"/>
         <w:spacing w:after="80" w:line="300"/>
       </w:pPr>
-      <w:hyperlink w:history="1" r:id="rIdsjkuq4ga-t8r50_8x3fff">
+      <w:hyperlink w:history="1" r:id="rIdymu-c2puv81az-s-ajpoj">
         <w:r>
           <w:rPr>
             <w:rFonts w:ascii="Times New Roman" w:cs="Times New Roman" w:eastAsia="Times New Roman" w:hAnsi="Times New Roman"/>
@@ -4486,7 +4486,7 @@
         <w:shd w:fill="D9EAD3" w:color="auto" w:val="clear"/>
         <w:spacing w:after="80" w:line="300"/>
       </w:pPr>
-      <w:hyperlink w:history="1" r:id="rIdixtqsfsqk8eaad0fokoys">
+      <w:hyperlink w:history="1" r:id="rIdebnxleobqdsu2omoj4bsi">
         <w:r>
           <w:rPr>
             <w:rFonts w:ascii="Times New Roman" w:cs="Times New Roman" w:eastAsia="Times New Roman" w:hAnsi="Times New Roman"/>
@@ -4967,7 +4967,7 @@
             <w:pPr>
               <w:spacing w:after="40"/>
             </w:pPr>
-            <w:hyperlink w:history="1" r:id="rIde5govnyg0lda4k4lbbg1q">
+            <w:hyperlink w:history="1" r:id="rIdbfrt3ensj8zfyqqffmbxx">
               <w:r>
                 <w:rPr>
                   <w:rFonts w:ascii="Times New Roman" w:cs="Times New Roman" w:eastAsia="Times New Roman" w:hAnsi="Times New Roman"/>
@@ -5018,7 +5018,7 @@
             <w:pPr>
               <w:spacing w:after="40"/>
             </w:pPr>
-            <w:hyperlink w:history="1" r:id="rId6sdrimkbbqhpgxj_uwwbb">
+            <w:hyperlink w:history="1" r:id="rId1cnwvo4x9qhnsymfyj-8n">
               <w:r>
                 <w:rPr>
                   <w:rFonts w:ascii="Times New Roman" w:cs="Times New Roman" w:eastAsia="Times New Roman" w:hAnsi="Times New Roman"/>
@@ -5120,7 +5120,7 @@
             <w:pPr>
               <w:spacing w:after="40"/>
             </w:pPr>
-            <w:hyperlink w:history="1" r:id="rIdd1y5pcbaollfektddabwu">
+            <w:hyperlink w:history="1" r:id="rId7o0gom3u6ko9h75-hsz1h">
               <w:r>
                 <w:rPr>
                   <w:rFonts w:ascii="Times New Roman" w:cs="Times New Roman" w:eastAsia="Times New Roman" w:hAnsi="Times New Roman"/>
@@ -5171,7 +5171,7 @@
             <w:pPr>
               <w:spacing w:after="40"/>
             </w:pPr>
-            <w:hyperlink w:history="1" r:id="rIdtruyqcntgrwubek9jogmo">
+            <w:hyperlink w:history="1" r:id="rIdofep4khalexcg_joruz8n">
               <w:r>
                 <w:rPr>
                   <w:rFonts w:ascii="Times New Roman" w:cs="Times New Roman" w:eastAsia="Times New Roman" w:hAnsi="Times New Roman"/>
@@ -5222,7 +5222,7 @@
             <w:pPr>
               <w:spacing w:after="40"/>
             </w:pPr>
-            <w:hyperlink w:history="1" r:id="rIdj6tso2ter3iug8ducyeek">
+            <w:hyperlink w:history="1" r:id="rIdudvuc24tqwyuqndr5t27g">
               <w:r>
                 <w:rPr>
                   <w:rFonts w:ascii="Times New Roman" w:cs="Times New Roman" w:eastAsia="Times New Roman" w:hAnsi="Times New Roman"/>
@@ -5333,7 +5333,7 @@
           <w:sz w:val="22"/>
           <w:szCs w:val="22"/>
         </w:rPr>
-        <w:t xml:space="preserve">Налоговый учёт у ИП выглядит простым ровно до того момента, когда доход подходит к лимиту, появляется НДС или банк просит баланс. Если хотите понять, что у вас с учётом на самом деле и не подходите ли вы к порогу, оставьте заявку на бухгалтерское сопровождение ИП: посмотрим книгу учёта, посчитаем доход нарастающим итогом и скажем, что нужно поправить. Если вопрос один и ответ нужен быстро — консультация бухгалтера для ИП; если нужно разобраться с режимом и ставками — консультации по налогам для ИП.</w:t>
+        <w:t xml:space="preserve">Налоговый учёт у ИП выглядит простым ровно до того момента, когда доход подходит к лимиту, появляется НДС или банк просит баланс. Если хотите понять, что у вас с учётом на самом деле и не подходите ли вы к порогу, оставьте заявку на бухгалтерское сопровождение ИП: посмотрим книгу учёта, посчитаем доход нарастающим итогом и скажем, что нужно поправить.</w:t>
       </w:r>
     </w:p>
     <w:p>
